--- a/01_INGENIERIA_DE_REQUERIMIENTOS/05_REQUERIMIENTOS_FUNCIONALES.docx
+++ b/01_INGENIERIA_DE_REQUERIMIENTOS/05_REQUERIMIENTOS_FUNCIONALES.docx
@@ -521,7 +521,7 @@
       <w:r>
         <w:t xml:space="preserve">, O3 inferido, O4 mejora propuesta) en </w:t>
       </w:r>
-      <w:hyperlink w:history="1" r:id="rIdmvt4_hg0gfswb6osq_ash">
+      <w:hyperlink w:history="1" r:id="rIduuggn42cpz-md29xl9_gl">
         <w:r>
           <w:rPr>
             <w:color w:val="1D4ED8"/>
@@ -7351,7 +7351,7 @@
               <w:noBreakHyphen/>
               <w:t xml:space="preserve">001 en </w:t>
             </w:r>
-            <w:hyperlink w:history="1" r:id="rIdbf2cc-unhcbhf8pxye-rq">
+            <w:hyperlink w:history="1" r:id="rIdwwkrtxzwkvrsavstdseca">
               <w:r>
                 <w:rPr>
                   <w:color w:val="1D4ED8"/>
@@ -13992,8 +13992,8 @@
         <w:tblLayout w:type="fixed"/>
       </w:tblPr>
       <w:tblGrid>
-        <w:gridCol w:w="2395"/>
-        <w:gridCol w:w="6965"/>
+        <w:gridCol w:w="2335"/>
+        <w:gridCol w:w="7025"/>
       </w:tblGrid>
       <w:tr>
         <w:trPr>
@@ -14001,7 +14001,7 @@
         </w:trPr>
         <w:tc>
           <w:tcPr>
-            <w:tcW w:type="dxa" w:w="2395"/>
+            <w:tcW w:type="dxa" w:w="2335"/>
             <w:tcBorders>
               <w:top w:val="single" w:color="CBD5E1" w:sz="4"/>
               <w:left w:val="single" w:color="CBD5E1" w:sz="4"/>
@@ -14031,7 +14031,7 @@
         </w:tc>
         <w:tc>
           <w:tcPr>
-            <w:tcW w:type="dxa" w:w="6965"/>
+            <w:tcW w:type="dxa" w:w="7025"/>
             <w:tcBorders>
               <w:top w:val="single" w:color="CBD5E1" w:sz="4"/>
               <w:left w:val="single" w:color="CBD5E1" w:sz="4"/>
@@ -14063,7 +14063,7 @@
       <w:tr>
         <w:tc>
           <w:tcPr>
-            <w:tcW w:type="dxa" w:w="2395"/>
+            <w:tcW w:type="dxa" w:w="2335"/>
             <w:tcBorders>
               <w:top w:val="single" w:color="CBD5E1" w:sz="4"/>
               <w:left w:val="single" w:color="CBD5E1" w:sz="4"/>
@@ -14090,7 +14090,7 @@
         </w:tc>
         <w:tc>
           <w:tcPr>
-            <w:tcW w:type="dxa" w:w="6965"/>
+            <w:tcW w:type="dxa" w:w="7025"/>
             <w:tcBorders>
               <w:top w:val="single" w:color="CBD5E1" w:sz="4"/>
               <w:left w:val="single" w:color="CBD5E1" w:sz="4"/>
@@ -14224,7 +14224,7 @@
       <w:tr>
         <w:tc>
           <w:tcPr>
-            <w:tcW w:type="dxa" w:w="2395"/>
+            <w:tcW w:type="dxa" w:w="2335"/>
             <w:tcBorders>
               <w:top w:val="single" w:color="CBD5E1" w:sz="4"/>
               <w:left w:val="single" w:color="CBD5E1" w:sz="4"/>
@@ -14251,7 +14251,7 @@
         </w:tc>
         <w:tc>
           <w:tcPr>
-            <w:tcW w:type="dxa" w:w="6965"/>
+            <w:tcW w:type="dxa" w:w="7025"/>
             <w:tcBorders>
               <w:top w:val="single" w:color="CBD5E1" w:sz="4"/>
               <w:left w:val="single" w:color="CBD5E1" w:sz="4"/>
@@ -14280,7 +14280,7 @@
       <w:tr>
         <w:tc>
           <w:tcPr>
-            <w:tcW w:type="dxa" w:w="2395"/>
+            <w:tcW w:type="dxa" w:w="2335"/>
             <w:tcBorders>
               <w:top w:val="single" w:color="CBD5E1" w:sz="4"/>
               <w:left w:val="single" w:color="CBD5E1" w:sz="4"/>
@@ -14307,7 +14307,7 @@
         </w:tc>
         <w:tc>
           <w:tcPr>
-            <w:tcW w:type="dxa" w:w="6965"/>
+            <w:tcW w:type="dxa" w:w="7025"/>
             <w:tcBorders>
               <w:top w:val="single" w:color="CBD5E1" w:sz="4"/>
               <w:left w:val="single" w:color="CBD5E1" w:sz="4"/>
@@ -14340,7 +14340,7 @@
       <w:tr>
         <w:tc>
           <w:tcPr>
-            <w:tcW w:type="dxa" w:w="2395"/>
+            <w:tcW w:type="dxa" w:w="2335"/>
             <w:tcBorders>
               <w:top w:val="single" w:color="CBD5E1" w:sz="4"/>
               <w:left w:val="single" w:color="CBD5E1" w:sz="4"/>
@@ -14367,7 +14367,7 @@
         </w:tc>
         <w:tc>
           <w:tcPr>
-            <w:tcW w:type="dxa" w:w="6965"/>
+            <w:tcW w:type="dxa" w:w="7025"/>
             <w:tcBorders>
               <w:top w:val="single" w:color="CBD5E1" w:sz="4"/>
               <w:left w:val="single" w:color="CBD5E1" w:sz="4"/>
@@ -14412,7 +14412,7 @@
       <w:tr>
         <w:tc>
           <w:tcPr>
-            <w:tcW w:type="dxa" w:w="2395"/>
+            <w:tcW w:type="dxa" w:w="2335"/>
             <w:tcBorders>
               <w:top w:val="single" w:color="CBD5E1" w:sz="4"/>
               <w:left w:val="single" w:color="CBD5E1" w:sz="4"/>
@@ -14439,7 +14439,7 @@
         </w:tc>
         <w:tc>
           <w:tcPr>
-            <w:tcW w:type="dxa" w:w="6965"/>
+            <w:tcW w:type="dxa" w:w="7025"/>
             <w:tcBorders>
               <w:top w:val="single" w:color="CBD5E1" w:sz="4"/>
               <w:left w:val="single" w:color="CBD5E1" w:sz="4"/>
@@ -14470,7 +14470,7 @@
       <w:tr>
         <w:tc>
           <w:tcPr>
-            <w:tcW w:type="dxa" w:w="2395"/>
+            <w:tcW w:type="dxa" w:w="2335"/>
             <w:tcBorders>
               <w:top w:val="single" w:color="CBD5E1" w:sz="4"/>
               <w:left w:val="single" w:color="CBD5E1" w:sz="4"/>
@@ -14497,28 +14497,28 @@
         </w:tc>
         <w:tc>
           <w:tcPr>
-            <w:tcW w:type="dxa" w:w="6965"/>
-            <w:tcBorders>
-              <w:top w:val="single" w:color="CBD5E1" w:sz="4"/>
-              <w:left w:val="single" w:color="CBD5E1" w:sz="4"/>
-              <w:bottom w:val="single" w:color="CBD5E1" w:sz="4"/>
-              <w:right w:val="single" w:color="CBD5E1" w:sz="4"/>
-            </w:tcBorders>
-            <w:tcMar>
-              <w:top w:type="dxa" w:w="60"/>
-              <w:left w:type="dxa" w:w="90"/>
-              <w:bottom w:type="dxa" w:w="60"/>
-              <w:right w:type="dxa" w:w="90"/>
-            </w:tcMar>
-            <w:vAlign w:val="top"/>
-          </w:tcPr>
-          <w:p>
-            <w:r>
-              <w:rPr>
-                <w:sz w:val="17"/>
-                <w:szCs w:val="17"/>
-              </w:rPr>
-              <w:t xml:space="preserve">PARCIALMENTE IMPLEMENTADO — API verificada (</w:t>
+            <w:tcW w:type="dxa" w:w="7025"/>
+            <w:tcBorders>
+              <w:top w:val="single" w:color="CBD5E1" w:sz="4"/>
+              <w:left w:val="single" w:color="CBD5E1" w:sz="4"/>
+              <w:bottom w:val="single" w:color="CBD5E1" w:sz="4"/>
+              <w:right w:val="single" w:color="CBD5E1" w:sz="4"/>
+            </w:tcBorders>
+            <w:tcMar>
+              <w:top w:type="dxa" w:w="60"/>
+              <w:left w:type="dxa" w:w="90"/>
+              <w:bottom w:type="dxa" w:w="60"/>
+              <w:right w:type="dxa" w:w="90"/>
+            </w:tcMar>
+            <w:vAlign w:val="top"/>
+          </w:tcPr>
+          <w:p>
+            <w:r>
+              <w:rPr>
+                <w:sz w:val="17"/>
+                <w:szCs w:val="17"/>
+              </w:rPr>
+              <w:t xml:space="preserve">IMPLEMENTADO Y VERIFICADO — API (</w:t>
             </w:r>
             <w:r>
               <w:rPr>
@@ -14534,33 +14534,33 @@
                 <w:sz w:val="17"/>
                 <w:szCs w:val="17"/>
               </w:rPr>
-              <w:t xml:space="preserve">); </w:t>
-            </w:r>
-            <w:r>
-              <w:rPr>
-                <w:b/>
-                <w:bCs/>
-                <w:sz w:val="17"/>
-                <w:szCs w:val="17"/>
-              </w:rPr>
-              <w:t xml:space="preserve">no existe pantalla</w:t>
-            </w:r>
-            <w:r>
-              <w:rPr>
-                <w:sz w:val="17"/>
-                <w:szCs w:val="17"/>
-              </w:rPr>
-              <w:t xml:space="preserve"> (BUG</w:t>
-              <w:noBreakHyphen/>
-              <w:t xml:space="preserve">004)</w:t>
-            </w:r>
-          </w:p>
-        </w:tc>
-      </w:tr>
-      <w:tr>
-        <w:tc>
-          <w:tcPr>
-            <w:tcW w:type="dxa" w:w="2395"/>
+              <w:t xml:space="preserve">) y pantalla </w:t>
+            </w:r>
+            <w:r>
+              <w:rPr>
+                <w:rFonts w:ascii="Consolas" w:cs="Consolas" w:eastAsia="Consolas" w:hAnsi="Consolas"/>
+                <w:sz w:val="16"/>
+                <w:szCs w:val="16"/>
+                <w:shd w:fill="F1F5F9" w:color="auto" w:val="clear"/>
+              </w:rPr>
+              <w:t xml:space="preserve">frontend/mi-cuenta.html</w:t>
+            </w:r>
+            <w:r>
+              <w:rPr>
+                <w:sz w:val="17"/>
+                <w:szCs w:val="17"/>
+              </w:rPr>
+              <w:t xml:space="preserve"> (prueba de interfaz del 2026-10-16). BUG</w:t>
+              <w:noBreakHyphen/>
+              <w:t xml:space="preserve">004 corregido</w:t>
+            </w:r>
+          </w:p>
+        </w:tc>
+      </w:tr>
+      <w:tr>
+        <w:tc>
+          <w:tcPr>
+            <w:tcW w:type="dxa" w:w="2335"/>
             <w:tcBorders>
               <w:top w:val="single" w:color="CBD5E1" w:sz="4"/>
               <w:left w:val="single" w:color="CBD5E1" w:sz="4"/>
@@ -14587,7 +14587,7 @@
         </w:tc>
         <w:tc>
           <w:tcPr>
-            <w:tcW w:type="dxa" w:w="6965"/>
+            <w:tcW w:type="dxa" w:w="7025"/>
             <w:tcBorders>
               <w:top w:val="single" w:color="CBD5E1" w:sz="4"/>
               <w:left w:val="single" w:color="CBD5E1" w:sz="4"/>
@@ -14618,7 +14618,7 @@
       <w:tr>
         <w:tc>
           <w:tcPr>
-            <w:tcW w:type="dxa" w:w="2395"/>
+            <w:tcW w:type="dxa" w:w="2335"/>
             <w:tcBorders>
               <w:top w:val="single" w:color="CBD5E1" w:sz="4"/>
               <w:left w:val="single" w:color="CBD5E1" w:sz="4"/>
@@ -14645,7 +14645,7 @@
         </w:tc>
         <w:tc>
           <w:tcPr>
-            <w:tcW w:type="dxa" w:w="6965"/>
+            <w:tcW w:type="dxa" w:w="7025"/>
             <w:tcBorders>
               <w:top w:val="single" w:color="CBD5E1" w:sz="4"/>
               <w:left w:val="single" w:color="CBD5E1" w:sz="4"/>
@@ -14678,7 +14678,7 @@
       <w:tr>
         <w:tc>
           <w:tcPr>
-            <w:tcW w:type="dxa" w:w="2395"/>
+            <w:tcW w:type="dxa" w:w="2335"/>
             <w:tcBorders>
               <w:top w:val="single" w:color="CBD5E1" w:sz="4"/>
               <w:left w:val="single" w:color="CBD5E1" w:sz="4"/>
@@ -14705,7 +14705,7 @@
         </w:tc>
         <w:tc>
           <w:tcPr>
-            <w:tcW w:type="dxa" w:w="6965"/>
+            <w:tcW w:type="dxa" w:w="7025"/>
             <w:tcBorders>
               <w:top w:val="single" w:color="CBD5E1" w:sz="4"/>
               <w:left w:val="single" w:color="CBD5E1" w:sz="4"/>
@@ -15260,7 +15260,7 @@
                 <w:sz w:val="17"/>
                 <w:szCs w:val="17"/>
               </w:rPr>
-              <w:t xml:space="preserve">PARCIALMENTE IMPLEMENTADO — API verificada (</w:t>
+              <w:t xml:space="preserve">IMPLEMENTADO Y VERIFICADO (API, </w:t>
             </w:r>
             <w:r>
               <w:rPr>
@@ -15276,9 +15276,23 @@
                 <w:sz w:val="17"/>
                 <w:szCs w:val="17"/>
               </w:rPr>
-              <w:t xml:space="preserve">, cambio de correo*); sin pantalla (BUG</w:t>
-              <w:noBreakHyphen/>
-              <w:t xml:space="preserve">004)</w:t>
+              <w:t xml:space="preserve">, cambio de correo*). La pantalla </w:t>
+            </w:r>
+            <w:r>
+              <w:rPr>
+                <w:rFonts w:ascii="Consolas" w:cs="Consolas" w:eastAsia="Consolas" w:hAnsi="Consolas"/>
+                <w:sz w:val="16"/>
+                <w:szCs w:val="16"/>
+                <w:shd w:fill="F1F5F9" w:color="auto" w:val="clear"/>
+              </w:rPr>
+              <w:t xml:space="preserve">frontend/mi-cuenta.html</w:t>
+            </w:r>
+            <w:r>
+              <w:rPr>
+                <w:sz w:val="17"/>
+                <w:szCs w:val="17"/>
+              </w:rPr>
+              <w:t xml:space="preserve"> existe desde el 2026-10-16, pero su formulario de correo no se recorrió en la prueba de interfaz</w:t>
             </w:r>
           </w:p>
         </w:tc>
@@ -15494,8 +15508,8 @@
         <w:tblLayout w:type="fixed"/>
       </w:tblPr>
       <w:tblGrid>
-        <w:gridCol w:w="2361"/>
-        <w:gridCol w:w="6999"/>
+        <w:gridCol w:w="2323"/>
+        <w:gridCol w:w="7037"/>
       </w:tblGrid>
       <w:tr>
         <w:trPr>
@@ -15503,7 +15517,7 @@
         </w:trPr>
         <w:tc>
           <w:tcPr>
-            <w:tcW w:type="dxa" w:w="2361"/>
+            <w:tcW w:type="dxa" w:w="2323"/>
             <w:tcBorders>
               <w:top w:val="single" w:color="CBD5E1" w:sz="4"/>
               <w:left w:val="single" w:color="CBD5E1" w:sz="4"/>
@@ -15533,7 +15547,7 @@
         </w:tc>
         <w:tc>
           <w:tcPr>
-            <w:tcW w:type="dxa" w:w="6999"/>
+            <w:tcW w:type="dxa" w:w="7037"/>
             <w:tcBorders>
               <w:top w:val="single" w:color="CBD5E1" w:sz="4"/>
               <w:left w:val="single" w:color="CBD5E1" w:sz="4"/>
@@ -15565,7 +15579,7 @@
       <w:tr>
         <w:tc>
           <w:tcPr>
-            <w:tcW w:type="dxa" w:w="2361"/>
+            <w:tcW w:type="dxa" w:w="2323"/>
             <w:tcBorders>
               <w:top w:val="single" w:color="CBD5E1" w:sz="4"/>
               <w:left w:val="single" w:color="CBD5E1" w:sz="4"/>
@@ -15592,7 +15606,7 @@
         </w:tc>
         <w:tc>
           <w:tcPr>
-            <w:tcW w:type="dxa" w:w="6999"/>
+            <w:tcW w:type="dxa" w:w="7037"/>
             <w:tcBorders>
               <w:top w:val="single" w:color="CBD5E1" w:sz="4"/>
               <w:left w:val="single" w:color="CBD5E1" w:sz="4"/>
@@ -15662,7 +15676,7 @@
       <w:tr>
         <w:tc>
           <w:tcPr>
-            <w:tcW w:type="dxa" w:w="2361"/>
+            <w:tcW w:type="dxa" w:w="2323"/>
             <w:tcBorders>
               <w:top w:val="single" w:color="CBD5E1" w:sz="4"/>
               <w:left w:val="single" w:color="CBD5E1" w:sz="4"/>
@@ -15689,7 +15703,7 @@
         </w:tc>
         <w:tc>
           <w:tcPr>
-            <w:tcW w:type="dxa" w:w="6999"/>
+            <w:tcW w:type="dxa" w:w="7037"/>
             <w:tcBorders>
               <w:top w:val="single" w:color="CBD5E1" w:sz="4"/>
               <w:left w:val="single" w:color="CBD5E1" w:sz="4"/>
@@ -15718,7 +15732,7 @@
       <w:tr>
         <w:tc>
           <w:tcPr>
-            <w:tcW w:type="dxa" w:w="2361"/>
+            <w:tcW w:type="dxa" w:w="2323"/>
             <w:tcBorders>
               <w:top w:val="single" w:color="CBD5E1" w:sz="4"/>
               <w:left w:val="single" w:color="CBD5E1" w:sz="4"/>
@@ -15745,7 +15759,7 @@
         </w:tc>
         <w:tc>
           <w:tcPr>
-            <w:tcW w:type="dxa" w:w="6999"/>
+            <w:tcW w:type="dxa" w:w="7037"/>
             <w:tcBorders>
               <w:top w:val="single" w:color="CBD5E1" w:sz="4"/>
               <w:left w:val="single" w:color="CBD5E1" w:sz="4"/>
@@ -15774,7 +15788,7 @@
       <w:tr>
         <w:tc>
           <w:tcPr>
-            <w:tcW w:type="dxa" w:w="2361"/>
+            <w:tcW w:type="dxa" w:w="2323"/>
             <w:tcBorders>
               <w:top w:val="single" w:color="CBD5E1" w:sz="4"/>
               <w:left w:val="single" w:color="CBD5E1" w:sz="4"/>
@@ -15801,7 +15815,7 @@
         </w:tc>
         <w:tc>
           <w:tcPr>
-            <w:tcW w:type="dxa" w:w="6999"/>
+            <w:tcW w:type="dxa" w:w="7037"/>
             <w:tcBorders>
               <w:top w:val="single" w:color="CBD5E1" w:sz="4"/>
               <w:left w:val="single" w:color="CBD5E1" w:sz="4"/>
@@ -15846,7 +15860,7 @@
       <w:tr>
         <w:tc>
           <w:tcPr>
-            <w:tcW w:type="dxa" w:w="2361"/>
+            <w:tcW w:type="dxa" w:w="2323"/>
             <w:tcBorders>
               <w:top w:val="single" w:color="CBD5E1" w:sz="4"/>
               <w:left w:val="single" w:color="CBD5E1" w:sz="4"/>
@@ -15873,7 +15887,7 @@
         </w:tc>
         <w:tc>
           <w:tcPr>
-            <w:tcW w:type="dxa" w:w="6999"/>
+            <w:tcW w:type="dxa" w:w="7037"/>
             <w:tcBorders>
               <w:top w:val="single" w:color="CBD5E1" w:sz="4"/>
               <w:left w:val="single" w:color="CBD5E1" w:sz="4"/>
@@ -15920,7 +15934,7 @@
       <w:tr>
         <w:tc>
           <w:tcPr>
-            <w:tcW w:type="dxa" w:w="2361"/>
+            <w:tcW w:type="dxa" w:w="2323"/>
             <w:tcBorders>
               <w:top w:val="single" w:color="CBD5E1" w:sz="4"/>
               <w:left w:val="single" w:color="CBD5E1" w:sz="4"/>
@@ -15947,7 +15961,7 @@
         </w:tc>
         <w:tc>
           <w:tcPr>
-            <w:tcW w:type="dxa" w:w="6999"/>
+            <w:tcW w:type="dxa" w:w="7037"/>
             <w:tcBorders>
               <w:top w:val="single" w:color="CBD5E1" w:sz="4"/>
               <w:left w:val="single" w:color="CBD5E1" w:sz="4"/>
@@ -15984,15 +15998,31 @@
                 <w:sz w:val="17"/>
                 <w:szCs w:val="17"/>
               </w:rPr>
-              <w:t xml:space="preserve">; "cerrar todas" sin pantalla</w:t>
-            </w:r>
-          </w:p>
-        </w:tc>
-      </w:tr>
-      <w:tr>
-        <w:tc>
-          <w:tcPr>
-            <w:tcW w:type="dxa" w:w="2361"/>
+              <w:t xml:space="preserve">; "cerrar todas las sesiones" en </w:t>
+            </w:r>
+            <w:r>
+              <w:rPr>
+                <w:rFonts w:ascii="Consolas" w:cs="Consolas" w:eastAsia="Consolas" w:hAnsi="Consolas"/>
+                <w:sz w:val="16"/>
+                <w:szCs w:val="16"/>
+                <w:shd w:fill="F1F5F9" w:color="auto" w:val="clear"/>
+              </w:rPr>
+              <w:t xml:space="preserve">frontend/mi-cuenta.html</w:t>
+            </w:r>
+            <w:r>
+              <w:rPr>
+                <w:sz w:val="17"/>
+                <w:szCs w:val="17"/>
+              </w:rPr>
+              <w:t xml:space="preserve"> (prueba de interfaz del 2026-10-16)</w:t>
+            </w:r>
+          </w:p>
+        </w:tc>
+      </w:tr>
+      <w:tr>
+        <w:tc>
+          <w:tcPr>
+            <w:tcW w:type="dxa" w:w="2323"/>
             <w:tcBorders>
               <w:top w:val="single" w:color="CBD5E1" w:sz="4"/>
               <w:left w:val="single" w:color="CBD5E1" w:sz="4"/>
@@ -16019,7 +16049,7 @@
         </w:tc>
         <w:tc>
           <w:tcPr>
-            <w:tcW w:type="dxa" w:w="6999"/>
+            <w:tcW w:type="dxa" w:w="7037"/>
             <w:tcBorders>
               <w:top w:val="single" w:color="CBD5E1" w:sz="4"/>
               <w:left w:val="single" w:color="CBD5E1" w:sz="4"/>
@@ -16050,7 +16080,7 @@
       <w:tr>
         <w:tc>
           <w:tcPr>
-            <w:tcW w:type="dxa" w:w="2361"/>
+            <w:tcW w:type="dxa" w:w="2323"/>
             <w:tcBorders>
               <w:top w:val="single" w:color="CBD5E1" w:sz="4"/>
               <w:left w:val="single" w:color="CBD5E1" w:sz="4"/>
@@ -16077,7 +16107,7 @@
         </w:tc>
         <w:tc>
           <w:tcPr>
-            <w:tcW w:type="dxa" w:w="6999"/>
+            <w:tcW w:type="dxa" w:w="7037"/>
             <w:tcBorders>
               <w:top w:val="single" w:color="CBD5E1" w:sz="4"/>
               <w:left w:val="single" w:color="CBD5E1" w:sz="4"/>
@@ -16110,7 +16140,7 @@
       <w:tr>
         <w:tc>
           <w:tcPr>
-            <w:tcW w:type="dxa" w:w="2361"/>
+            <w:tcW w:type="dxa" w:w="2323"/>
             <w:tcBorders>
               <w:top w:val="single" w:color="CBD5E1" w:sz="4"/>
               <w:left w:val="single" w:color="CBD5E1" w:sz="4"/>
@@ -16137,7 +16167,7 @@
         </w:tc>
         <w:tc>
           <w:tcPr>
-            <w:tcW w:type="dxa" w:w="6999"/>
+            <w:tcW w:type="dxa" w:w="7037"/>
             <w:tcBorders>
               <w:top w:val="single" w:color="CBD5E1" w:sz="4"/>
               <w:left w:val="single" w:color="CBD5E1" w:sz="4"/>
@@ -16793,7 +16823,7 @@
                 <w:sz w:val="17"/>
                 <w:szCs w:val="17"/>
               </w:rPr>
-              <w:t xml:space="preserve">PARCIALMENTE IMPLEMENTADO — API verificada (</w:t>
+              <w:t xml:space="preserve">IMPLEMENTADO Y VERIFICADO — API (</w:t>
             </w:r>
             <w:r>
               <w:rPr>
@@ -16809,11 +16839,59 @@
                 <w:sz w:val="17"/>
                 <w:szCs w:val="17"/>
               </w:rPr>
-              <w:t xml:space="preserve">); sin pantallas para titular ni administrador (BUG</w:t>
-              <w:noBreakHyphen/>
-              <w:t xml:space="preserve">004, BUG</w:t>
-              <w:noBreakHyphen/>
-              <w:t xml:space="preserve">005)</w:t>
+              <w:t xml:space="preserve">, </w:t>
+            </w:r>
+            <w:r>
+              <w:rPr>
+                <w:rFonts w:ascii="Consolas" w:cs="Consolas" w:eastAsia="Consolas" w:hAnsi="Consolas"/>
+                <w:sz w:val="16"/>
+                <w:szCs w:val="16"/>
+                <w:shd w:fill="F1F5F9" w:color="auto" w:val="clear"/>
+              </w:rPr>
+              <w:t xml:space="preserve">reportes-contacto-auditoria.spec.js</w:t>
+            </w:r>
+            <w:r>
+              <w:rPr>
+                <w:sz w:val="17"/>
+                <w:szCs w:val="17"/>
+              </w:rPr>
+              <w:t xml:space="preserve">); pantallas del titular (</w:t>
+            </w:r>
+            <w:r>
+              <w:rPr>
+                <w:rFonts w:ascii="Consolas" w:cs="Consolas" w:eastAsia="Consolas" w:hAnsi="Consolas"/>
+                <w:sz w:val="16"/>
+                <w:szCs w:val="16"/>
+                <w:shd w:fill="F1F5F9" w:color="auto" w:val="clear"/>
+              </w:rPr>
+              <w:t xml:space="preserve">mi-cuenta.html</w:t>
+            </w:r>
+            <w:r>
+              <w:rPr>
+                <w:sz w:val="17"/>
+                <w:szCs w:val="17"/>
+              </w:rPr>
+              <w:t xml:space="preserve">) y del administrador (</w:t>
+            </w:r>
+            <w:r>
+              <w:rPr>
+                <w:rFonts w:ascii="Consolas" w:cs="Consolas" w:eastAsia="Consolas" w:hAnsi="Consolas"/>
+                <w:sz w:val="16"/>
+                <w:szCs w:val="16"/>
+                <w:shd w:fill="F1F5F9" w:color="auto" w:val="clear"/>
+              </w:rPr>
+              <w:t xml:space="preserve">admin-contacto.html</w:t>
+            </w:r>
+            <w:r>
+              <w:rPr>
+                <w:sz w:val="17"/>
+                <w:szCs w:val="17"/>
+              </w:rPr>
+              <w:t xml:space="preserve">, pestaña "Datos de cuenta") (prueba de interfaz del 2026-10-16). BUG</w:t>
+              <w:noBreakHyphen/>
+              <w:t xml:space="preserve">004 y BUG</w:t>
+              <w:noBreakHyphen/>
+              <w:t xml:space="preserve">005 corregidos</w:t>
             </w:r>
           </w:p>
         </w:tc>
@@ -35711,7 +35789,7 @@
         </w:numPr>
         <w:spacing w:after="40"/>
       </w:pPr>
-      <w:hyperlink w:history="1" r:id="rIdffny2r9fvdvuaozhwtos9">
+      <w:hyperlink w:history="1" r:id="rIdjotgwkw8iffah48sa1zli">
         <w:r>
           <w:rPr>
             <w:color w:val="1D4ED8"/>
@@ -35723,7 +35801,7 @@
       <w:r>
         <w:t xml:space="preserve">, </w:t>
       </w:r>
-      <w:hyperlink w:history="1" r:id="rId1jwzq6bf0xvcr9notrkmc">
+      <w:hyperlink w:history="1" r:id="rIdf8hmgtrtgviokwypp_nnm">
         <w:r>
           <w:rPr>
             <w:color w:val="1D4ED8"/>
@@ -35735,7 +35813,7 @@
       <w:r>
         <w:t xml:space="preserve">, </w:t>
       </w:r>
-      <w:hyperlink w:history="1" r:id="rIdwttfbztbpyzn81jpvqplp">
+      <w:hyperlink w:history="1" r:id="rIdohgjrht3hcy1glz9_k1cz">
         <w:r>
           <w:rPr>
             <w:color w:val="1D4ED8"/>
@@ -35754,7 +35832,7 @@
         </w:numPr>
         <w:spacing w:after="40"/>
       </w:pPr>
-      <w:hyperlink w:history="1" r:id="rId7jbzmddugi9ujkux9nih7">
+      <w:hyperlink w:history="1" r:id="rIdme7ptl3hspq6mxkup68xa">
         <w:r>
           <w:rPr>
             <w:color w:val="1D4ED8"/>
